--- a/doc/詞/宋朝/李之儀/李之儀-卜算子·我住長江頭.docx
+++ b/doc/詞/宋朝/李之儀/李之儀-卜算子·我住長江頭.docx
@@ -931,7 +931,6 @@
         <w:spacing w:after="0" w:line="440" w:lineRule="exact"/>
         <w:ind w:leftChars="0" w:right="0"/>
         <w:rPr>
-          <w:rFonts w:hint="eastAsia"/>
           <w:color w:val="0F0F0F"/>
           <w:szCs w:val="28"/>
         </w:rPr>
@@ -1470,7 +1469,6 @@
         <w:spacing w:after="0" w:line="440" w:lineRule="exact"/>
         <w:ind w:right="0"/>
         <w:rPr>
-          <w:rFonts w:hint="eastAsia"/>
           <w:color w:val="0F0F0F"/>
           <w:szCs w:val="28"/>
         </w:rPr>
@@ -1981,31 +1979,20 @@
     </w:p>
     <w:p>
       <w:pPr>
-        <w:pStyle w:val="aa"/>
-        <w:numPr>
-          <w:ilvl w:val="0"/>
-          <w:numId w:val="1"/>
-        </w:numPr>
         <w:spacing w:line="440" w:lineRule="exact"/>
-        <w:ind w:leftChars="0" w:right="0"/>
-      </w:pPr>
-      <w:r>
-        <w:rPr>
-          <w:rFonts w:hint="eastAsia"/>
-        </w:rPr>
-        <w:t>《履霜操》</w:t>
-      </w:r>
-      <w:r>
-        <w:rPr>
-          <w:rFonts w:hint="eastAsia"/>
-        </w:rPr>
-        <w:t>：</w:t>
-      </w:r>
-      <w:r>
-        <w:rPr>
-          <w:rFonts w:hint="eastAsia"/>
-        </w:rPr>
-        <w:t>是一首很古老</w:t>
+        <w:ind w:right="0"/>
+      </w:pPr>
+      <w:r>
+        <w:rPr>
+          <w:rFonts w:hint="eastAsia"/>
+        </w:rPr>
+        <w:t xml:space="preserve">    </w:t>
+      </w:r>
+      <w:r>
+        <w:rPr>
+          <w:rFonts w:hint="eastAsia"/>
+        </w:rPr>
+        <w:t>《履霜操》是一首很古老</w:t>
       </w:r>
       <w:proofErr w:type="gramStart"/>
       <w:r>
@@ -2051,10 +2038,15 @@
     </w:p>
     <w:p>
       <w:pPr>
-        <w:pStyle w:val="aa"/>
         <w:spacing w:line="440" w:lineRule="exact"/>
-        <w:ind w:leftChars="0" w:right="0" w:firstLine="0"/>
-      </w:pPr>
+        <w:ind w:right="0"/>
+      </w:pPr>
+      <w:r>
+        <w:rPr>
+          <w:rFonts w:hint="eastAsia"/>
+        </w:rPr>
+        <w:t xml:space="preserve">    </w:t>
+      </w:r>
       <w:r>
         <w:rPr>
           <w:rFonts w:hint="eastAsia"/>
@@ -2092,13 +2084,15 @@
     </w:p>
     <w:p>
       <w:pPr>
-        <w:pStyle w:val="aa"/>
         <w:spacing w:line="440" w:lineRule="exact"/>
-        <w:ind w:leftChars="0" w:right="0" w:firstLine="0"/>
-        <w:rPr>
-          <w:rFonts w:hint="eastAsia"/>
-        </w:rPr>
-      </w:pPr>
+        <w:ind w:right="0"/>
+      </w:pPr>
+      <w:r>
+        <w:rPr>
+          <w:rFonts w:hint="eastAsia"/>
+        </w:rPr>
+        <w:t xml:space="preserve">    </w:t>
+      </w:r>
       <w:r>
         <w:rPr>
           <w:rFonts w:hint="eastAsia"/>
